--- a/pdf/cantiLibretto1.docx
+++ b/pdf/cantiLibretto1.docx
@@ -746,28 +746,28 @@
           <w:sz w:val="32"/>
           <w:szCs w:val="32"/>
         </w:rPr>
+        <w:t xml:space="preserve">Tu che hai sentito il nostro pianto, </w:t>
+      </w:r>
+    </w:p>
+    <w:p>
+      <w:pPr>
+        <w:pStyle w:val="NormaleWeb"/>
+        <w:shd w:val="clear" w:color="auto" w:fill="FFFFFF"/>
+        <w:spacing w:before="0" w:beforeAutospacing="0" w:after="0" w:afterAutospacing="0"/>
+        <w:textAlignment w:val="baseline"/>
+        <w:rPr>
+          <w:rFonts w:ascii="Chalkboard" w:hAnsi="Chalkboard"/>
+          <w:sz w:val="32"/>
+          <w:szCs w:val="32"/>
+        </w:rPr>
+      </w:pPr>
+      <w:r>
+        <w:rPr>
+          <w:rFonts w:ascii="Chalkboard" w:hAnsi="Chalkboard"/>
+          <w:sz w:val="32"/>
+          <w:szCs w:val="32"/>
+        </w:rPr>
         <w:lastRenderedPageBreak/>
-        <w:t xml:space="preserve">Tu che hai sentito il nostro pianto, </w:t>
-      </w:r>
-    </w:p>
-    <w:p>
-      <w:pPr>
-        <w:pStyle w:val="NormaleWeb"/>
-        <w:shd w:val="clear" w:color="auto" w:fill="FFFFFF"/>
-        <w:spacing w:before="0" w:beforeAutospacing="0" w:after="0" w:afterAutospacing="0"/>
-        <w:textAlignment w:val="baseline"/>
-        <w:rPr>
-          <w:rFonts w:ascii="Chalkboard" w:hAnsi="Chalkboard"/>
-          <w:sz w:val="32"/>
-          <w:szCs w:val="32"/>
-        </w:rPr>
-      </w:pPr>
-      <w:r>
-        <w:rPr>
-          <w:rFonts w:ascii="Chalkboard" w:hAnsi="Chalkboard"/>
-          <w:sz w:val="32"/>
-          <w:szCs w:val="32"/>
-        </w:rPr>
         <w:t>nel nostro cuore hai messo un seme di felicità.</w:t>
       </w:r>
     </w:p>
@@ -1270,7 +1270,6 @@
           <w:sz w:val="32"/>
           <w:szCs w:val="32"/>
         </w:rPr>
-        <w:lastRenderedPageBreak/>
         <w:t>Ecco queste mani</w:t>
       </w:r>
       <w:r>
@@ -2006,7 +2005,6 @@
           <w:sz w:val="32"/>
           <w:szCs w:val="32"/>
         </w:rPr>
-        <w:lastRenderedPageBreak/>
         <w:t>Egli ha preso su di sé le nostre malattie,</w:t>
       </w:r>
     </w:p>
@@ -2048,6 +2046,16 @@
         </w:rPr>
         <w:t>Da Lui, avremo la vita. (2v.)</w:t>
       </w:r>
+    </w:p>
+    <w:p>
+      <w:pPr>
+        <w:shd w:val="clear" w:color="auto" w:fill="FFFFFF"/>
+        <w:rPr>
+          <w:rFonts w:ascii="Chalkboard" w:hAnsi="Chalkboard"/>
+          <w:sz w:val="32"/>
+          <w:szCs w:val="32"/>
+        </w:rPr>
+      </w:pPr>
     </w:p>
     <w:p>
       <w:pPr>
@@ -2082,6 +2090,7 @@
           <w:szCs w:val="36"/>
           <w:u w:val="single"/>
         </w:rPr>
+        <w:lastRenderedPageBreak/>
         <w:t>TE AL CENTRO DEL MIO CUORE</w:t>
       </w:r>
     </w:p>
@@ -2601,26 +2610,6 @@
     </w:p>
     <w:p>
       <w:pPr>
-        <w:shd w:val="clear" w:color="auto" w:fill="FFFFFF"/>
-        <w:rPr>
-          <w:rFonts w:ascii="Chalkboard" w:hAnsi="Chalkboard"/>
-          <w:sz w:val="36"/>
-          <w:szCs w:val="36"/>
-        </w:rPr>
-      </w:pPr>
-    </w:p>
-    <w:p>
-      <w:pPr>
-        <w:shd w:val="clear" w:color="auto" w:fill="FFFFFF"/>
-        <w:rPr>
-          <w:rFonts w:ascii="Chalkboard" w:hAnsi="Chalkboard"/>
-          <w:sz w:val="36"/>
-          <w:szCs w:val="36"/>
-        </w:rPr>
-      </w:pPr>
-    </w:p>
-    <w:p>
-      <w:pPr>
         <w:pStyle w:val="NormaleWeb"/>
         <w:shd w:val="clear" w:color="auto" w:fill="FFFFFF"/>
         <w:spacing w:before="0" w:beforeAutospacing="0" w:after="0" w:afterAutospacing="0"/>
@@ -2642,7 +2631,6 @@
           <w:szCs w:val="36"/>
           <w:u w:val="single"/>
         </w:rPr>
-        <w:lastRenderedPageBreak/>
         <w:t>IO VEDO LA TUA LUCE</w:t>
       </w:r>
     </w:p>
@@ -2801,6 +2789,15 @@
           <w:szCs w:val="32"/>
         </w:rPr>
         <w:br/>
+      </w:r>
+      <w:r>
+        <w:rPr>
+          <w:rFonts w:ascii="Chalkboard" w:hAnsi="Chalkboard" w:cs="Open Sans"/>
+          <w:color w:val="212529"/>
+          <w:sz w:val="32"/>
+          <w:szCs w:val="32"/>
+        </w:rPr>
+        <w:lastRenderedPageBreak/>
         <w:t>E ti abbiamo udito predicare sulle strade</w:t>
       </w:r>
       <w:r>
@@ -3247,7 +3244,6 @@
           <w:sz w:val="32"/>
           <w:szCs w:val="32"/>
         </w:rPr>
-        <w:lastRenderedPageBreak/>
         <w:t xml:space="preserve">2 - Vinta sarà la morte: in Cristo </w:t>
       </w:r>
       <w:proofErr w:type="spellStart"/>
@@ -3849,7 +3845,6 @@
           <w:sz w:val="32"/>
           <w:szCs w:val="32"/>
         </w:rPr>
-        <w:lastRenderedPageBreak/>
         <w:t xml:space="preserve">che il mio mondo fanno nuovo. </w:t>
       </w:r>
     </w:p>
@@ -4079,6 +4074,7 @@
           <w:sz w:val="32"/>
           <w:szCs w:val="32"/>
         </w:rPr>
+        <w:lastRenderedPageBreak/>
         <w:t xml:space="preserve">Venite adoriamo, venite adoriamo, </w:t>
       </w:r>
     </w:p>
@@ -4709,7 +4705,6 @@
           <w:sz w:val="32"/>
           <w:szCs w:val="32"/>
         </w:rPr>
-        <w:lastRenderedPageBreak/>
         <w:t xml:space="preserve">Tu di stirpe regale </w:t>
       </w:r>
       <w:proofErr w:type="spellStart"/>
@@ -5084,6 +5079,7 @@
           <w:sz w:val="32"/>
           <w:szCs w:val="32"/>
         </w:rPr>
+        <w:lastRenderedPageBreak/>
         <w:t xml:space="preserve">O Bambino, mio Divino, io Ti vedo qui a tremar, </w:t>
       </w:r>
     </w:p>
@@ -6085,6 +6081,7 @@
           <w:sz w:val="32"/>
           <w:szCs w:val="32"/>
         </w:rPr>
+        <w:lastRenderedPageBreak/>
         <w:t>S</w:t>
       </w:r>
       <w:r>
@@ -6533,7 +6530,6 @@
           <w:sz w:val="32"/>
           <w:szCs w:val="32"/>
         </w:rPr>
-        <w:lastRenderedPageBreak/>
         <w:t>per tutto il tuo viaggio sarò con te</w:t>
       </w:r>
       <w:r>
@@ -6907,6 +6903,7 @@
           <w:sz w:val="32"/>
           <w:szCs w:val="32"/>
         </w:rPr>
+        <w:lastRenderedPageBreak/>
         <w:t>che la troverà</w:t>
       </w:r>
       <w:r>
@@ -7431,6 +7428,17 @@
         </w:rPr>
         <w:t xml:space="preserve">RIT. </w:t>
       </w:r>
+    </w:p>
+    <w:p>
+      <w:pPr>
+        <w:rPr>
+          <w:rFonts w:ascii="Chalkboard" w:hAnsi="Chalkboard"/>
+          <w:b/>
+          <w:bCs/>
+          <w:sz w:val="32"/>
+          <w:szCs w:val="32"/>
+        </w:rPr>
+      </w:pPr>
     </w:p>
     <w:p>
       <w:pPr>
@@ -7455,7 +7463,6 @@
           <w:szCs w:val="36"/>
           <w:u w:val="single"/>
         </w:rPr>
-        <w:lastRenderedPageBreak/>
         <w:t>CANZONE DI SAN DAMIANO</w:t>
       </w:r>
     </w:p>
@@ -7736,6 +7743,22 @@
     </w:p>
     <w:p>
       <w:pPr>
+        <w:pStyle w:val="NormaleWeb"/>
+        <w:shd w:val="clear" w:color="auto" w:fill="FFFFFF"/>
+        <w:spacing w:before="0" w:beforeAutospacing="0" w:after="0" w:afterAutospacing="0"/>
+        <w:rPr>
+          <w:rStyle w:val="Enfasigrassetto"/>
+          <w:rFonts w:ascii="Chalkboard" w:eastAsiaTheme="majorEastAsia" w:hAnsi="Chalkboard" w:cs="Open Sans"/>
+          <w:b w:val="0"/>
+          <w:bCs w:val="0"/>
+          <w:color w:val="212529"/>
+          <w:sz w:val="32"/>
+          <w:szCs w:val="32"/>
+        </w:rPr>
+      </w:pPr>
+    </w:p>
+    <w:p>
+      <w:pPr>
         <w:rPr>
           <w:rFonts w:ascii="Chalkboard" w:hAnsi="Chalkboard" w:cs="Arial"/>
           <w:b/>
@@ -7754,6 +7777,7 @@
           <w:szCs w:val="36"/>
           <w:u w:val="single"/>
         </w:rPr>
+        <w:lastRenderedPageBreak/>
         <w:t>RESTA QUI CON NOI</w:t>
       </w:r>
     </w:p>
@@ -8272,7 +8296,6 @@
           <w:sz w:val="32"/>
           <w:szCs w:val="32"/>
         </w:rPr>
-        <w:lastRenderedPageBreak/>
         <w:t>da un cielo senza nuvole,</w:t>
       </w:r>
       <w:r>
@@ -8770,6 +8793,7 @@
           <w:sz w:val="32"/>
           <w:szCs w:val="32"/>
         </w:rPr>
+        <w:lastRenderedPageBreak/>
         <w:t xml:space="preserve">3 - </w:t>
       </w:r>
       <w:r>
@@ -9442,7 +9466,6 @@
           <w:szCs w:val="32"/>
           <w:shd w:val="clear" w:color="auto" w:fill="FFFFFF"/>
         </w:rPr>
-        <w:lastRenderedPageBreak/>
         <w:t>Non possiamo più assistere impotenti ed attoniti,</w:t>
       </w:r>
       <w:r>
@@ -9796,6 +9819,7 @@
           <w:sz w:val="32"/>
           <w:szCs w:val="32"/>
         </w:rPr>
+        <w:lastRenderedPageBreak/>
         <w:t xml:space="preserve">2 - </w:t>
       </w:r>
       <w:r>
@@ -10235,17 +10259,6 @@
           <w:szCs w:val="32"/>
         </w:rPr>
         <w:br/>
-      </w:r>
-      <w:r>
-        <w:rPr>
-          <w:rFonts w:ascii="Chalkboard" w:hAnsi="Chalkboard"/>
-          <w:b/>
-          <w:bCs/>
-          <w:color w:val="404040"/>
-          <w:sz w:val="32"/>
-          <w:szCs w:val="32"/>
-        </w:rPr>
-        <w:lastRenderedPageBreak/>
         <w:t>C’è un fuoco che nasce in chi sa aspettare,</w:t>
       </w:r>
       <w:r>
@@ -10650,6 +10663,7 @@
           <w:sz w:val="32"/>
           <w:szCs w:val="32"/>
         </w:rPr>
+        <w:lastRenderedPageBreak/>
         <w:t>T</w:t>
       </w:r>
       <w:r>
@@ -11049,7 +11063,6 @@
           <w:sz w:val="32"/>
           <w:szCs w:val="32"/>
         </w:rPr>
-        <w:lastRenderedPageBreak/>
         <w:t xml:space="preserve">2 - </w:t>
       </w:r>
       <w:r>
@@ -11757,14 +11770,6 @@
           <w:szCs w:val="32"/>
         </w:rPr>
         <w:br/>
-      </w:r>
-      <w:r>
-        <w:rPr>
-          <w:rFonts w:ascii="Chalkboard" w:hAnsi="Chalkboard"/>
-          <w:sz w:val="32"/>
-          <w:szCs w:val="32"/>
-        </w:rPr>
-        <w:lastRenderedPageBreak/>
         <w:t>e chi vive di Te</w:t>
       </w:r>
       <w:r>
@@ -12674,7 +12679,6 @@
           <w:sz w:val="32"/>
           <w:szCs w:val="32"/>
         </w:rPr>
-        <w:lastRenderedPageBreak/>
         <w:t xml:space="preserve">2 - </w:t>
       </w:r>
       <w:r>
@@ -13649,7 +13653,6 @@
           <w:szCs w:val="36"/>
           <w:u w:val="single"/>
         </w:rPr>
-        <w:lastRenderedPageBreak/>
         <w:t>BEATO L’UOMO</w:t>
       </w:r>
     </w:p>
@@ -14449,6 +14452,7 @@
           <w:sz w:val="32"/>
           <w:szCs w:val="32"/>
         </w:rPr>
+        <w:lastRenderedPageBreak/>
         <w:t>custodirà la mia vita</w:t>
       </w:r>
     </w:p>
@@ -14831,7 +14835,6 @@
           <w:sz w:val="32"/>
           <w:szCs w:val="32"/>
         </w:rPr>
-        <w:lastRenderedPageBreak/>
         <w:t xml:space="preserve">io vivrò </w:t>
       </w:r>
       <w:r>
@@ -15475,6 +15478,7 @@
           <w:sz w:val="32"/>
           <w:szCs w:val="32"/>
         </w:rPr>
+        <w:lastRenderedPageBreak/>
         <w:t xml:space="preserve">È gridare fino al cielo </w:t>
       </w:r>
     </w:p>
@@ -15627,7 +15631,6 @@
           <w:sz w:val="32"/>
           <w:szCs w:val="32"/>
         </w:rPr>
-        <w:lastRenderedPageBreak/>
         <w:t xml:space="preserve">3 - </w:t>
       </w:r>
       <w:r>
@@ -16181,6 +16184,14 @@
           <w:szCs w:val="32"/>
         </w:rPr>
         <w:br/>
+      </w:r>
+      <w:r>
+        <w:rPr>
+          <w:rFonts w:ascii="Chalkboard" w:hAnsi="Chalkboard"/>
+          <w:sz w:val="32"/>
+          <w:szCs w:val="32"/>
+        </w:rPr>
+        <w:lastRenderedPageBreak/>
         <w:t>ti porteranno sulle loro mani</w:t>
       </w:r>
       <w:r>
